--- a/lab4/Lab4.docx
+++ b/lab4/Lab4.docx
@@ -1472,7 +1472,7 @@
           <w:szCs w:val="24"/>
         </w:rPr>
         <w:pict w14:anchorId="40774FD2">
-          <v:rect id="_x0000_i1025" style="width:0;height:1.5pt" o:hralign="center" o:hrstd="t" o:hr="t" fillcolor="#a0a0a0" stroked="f"/>
+          <v:rect id="_x0000_i1029" style="width:0;height:1.5pt" o:hralign="center" o:hrstd="t" o:hr="t" fillcolor="#a0a0a0" stroked="f"/>
         </w:pict>
       </w:r>
     </w:p>
@@ -3169,10 +3169,32 @@
     <w:p>
       <w:pPr>
         <w:tabs>
-          <w:tab w:val="left" w:pos="2640"/>
+          <w:tab w:val="left" w:pos="3450"/>
         </w:tabs>
         <w:bidi/>
       </w:pPr>
+      <w:r>
+        <w:rPr>
+          <w:rtl/>
+        </w:rPr>
+        <w:tab/>
+      </w:r>
+      <w:hyperlink r:id="rId10" w:history="1">
+        <w:r>
+          <w:rPr>
+            <w:rStyle w:val="Hyperlink"/>
+          </w:rPr>
+          <w:t>software_enigneering_osamaalwajeeh/lab4/templates/teacher/home.html at main · Osama100alwijh/</w:t>
+        </w:r>
+        <w:proofErr w:type="spellStart"/>
+        <w:r>
+          <w:rPr>
+            <w:rStyle w:val="Hyperlink"/>
+          </w:rPr>
+          <w:t>software_enigneering_osamaalwajeeh</w:t>
+        </w:r>
+        <w:proofErr w:type="spellEnd"/>
+      </w:hyperlink>
     </w:p>
     <w:p>
       <w:pPr>
@@ -3215,7 +3237,7 @@
                     <pic:cNvPicPr/>
                   </pic:nvPicPr>
                   <pic:blipFill>
-                    <a:blip r:embed="rId10"/>
+                    <a:blip r:embed="rId11"/>
                     <a:stretch>
                       <a:fillRect/>
                     </a:stretch>
@@ -3269,12 +3291,36 @@
           <w:lang w:bidi="ar-YE"/>
         </w:rPr>
       </w:pPr>
+      <w:hyperlink r:id="rId12" w:history="1">
+        <w:proofErr w:type="spellStart"/>
+        <w:r>
+          <w:rPr>
+            <w:rStyle w:val="Hyperlink"/>
+          </w:rPr>
+          <w:t>software_enigneering_osamaalwajeeh</w:t>
+        </w:r>
+        <w:proofErr w:type="spellEnd"/>
+        <w:r>
+          <w:rPr>
+            <w:rStyle w:val="Hyperlink"/>
+          </w:rPr>
+          <w:t>/lab4/templates/teacher at main · Osama100alwijh/</w:t>
+        </w:r>
+        <w:proofErr w:type="spellStart"/>
+        <w:r>
+          <w:rPr>
+            <w:rStyle w:val="Hyperlink"/>
+          </w:rPr>
+          <w:t>software_enigneering_osamaalwajeeh</w:t>
+        </w:r>
+        <w:proofErr w:type="spellEnd"/>
+      </w:hyperlink>
       <w:r>
         <w:rPr>
           <w:noProof/>
         </w:rPr>
         <w:drawing>
-          <wp:anchor distT="0" distB="0" distL="114300" distR="114300" simplePos="0" relativeHeight="251661312" behindDoc="0" locked="0" layoutInCell="1" allowOverlap="1" wp14:anchorId="47C0851E" wp14:editId="61E27F48">
+          <wp:anchor distT="0" distB="0" distL="114300" distR="114300" simplePos="0" relativeHeight="251661312" behindDoc="0" locked="0" layoutInCell="1" allowOverlap="1" wp14:anchorId="47C0851E" wp14:editId="770E9790">
             <wp:simplePos x="0" y="0"/>
             <wp:positionH relativeFrom="column">
               <wp:posOffset>342900</wp:posOffset>
@@ -3297,7 +3343,7 @@
                     <pic:cNvPicPr/>
                   </pic:nvPicPr>
                   <pic:blipFill>
-                    <a:blip r:embed="rId11">
+                    <a:blip r:embed="rId13">
                       <a:extLst>
                         <a:ext uri="{28A0092B-C50C-407E-A947-70E740481C1C}">
                           <a14:useLocalDpi xmlns:a14="http://schemas.microsoft.com/office/drawing/2010/main" val="0"/>
@@ -3320,6 +3366,9 @@
                 </pic:pic>
               </a:graphicData>
             </a:graphic>
+            <wp14:sizeRelV relativeFrom="margin">
+              <wp14:pctHeight>0</wp14:pctHeight>
+            </wp14:sizeRelV>
           </wp:anchor>
         </w:drawing>
       </w:r>
@@ -3327,13 +3376,45 @@
     <w:p>
       <w:pPr>
         <w:tabs>
-          <w:tab w:val="left" w:pos="2640"/>
+          <w:tab w:val="left" w:pos="7740"/>
         </w:tabs>
         <w:bidi/>
         <w:rPr>
           <w:lang w:bidi="ar-YE"/>
         </w:rPr>
       </w:pPr>
+      <w:r>
+        <w:rPr>
+          <w:rtl/>
+          <w:lang w:bidi="ar-YE"/>
+        </w:rPr>
+        <w:lastRenderedPageBreak/>
+        <w:tab/>
+      </w:r>
+      <w:hyperlink r:id="rId14" w:history="1">
+        <w:proofErr w:type="spellStart"/>
+        <w:r>
+          <w:rPr>
+            <w:rStyle w:val="Hyperlink"/>
+          </w:rPr>
+          <w:t>software_enigneering_osamaalwajeeh</w:t>
+        </w:r>
+        <w:proofErr w:type="spellEnd"/>
+        <w:r>
+          <w:rPr>
+            <w:rStyle w:val="Hyperlink"/>
+          </w:rPr>
+          <w:t>/lab4/templates/teacher at main · Osama100alwijh/</w:t>
+        </w:r>
+        <w:proofErr w:type="spellStart"/>
+        <w:r>
+          <w:rPr>
+            <w:rStyle w:val="Hyperlink"/>
+          </w:rPr>
+          <w:t>software_enigneering_osamaalwajeeh</w:t>
+        </w:r>
+        <w:proofErr w:type="spellEnd"/>
+      </w:hyperlink>
     </w:p>
     <w:p>
       <w:pPr>
@@ -3376,7 +3457,7 @@
                     <pic:cNvPicPr/>
                   </pic:nvPicPr>
                   <pic:blipFill>
-                    <a:blip r:embed="rId12"/>
+                    <a:blip r:embed="rId15"/>
                     <a:stretch>
                       <a:fillRect/>
                     </a:stretch>
@@ -3418,6 +3499,22 @@
           <w:lang w:bidi="ar-YE"/>
         </w:rPr>
       </w:pPr>
+      <w:hyperlink r:id="rId16" w:history="1">
+        <w:r>
+          <w:rPr>
+            <w:rStyle w:val="Hyperlink"/>
+          </w:rPr>
+          <w:t>software_enigneering_osamaalwajeeh/lab4/templates/teacher/all_teachers.html at main · Osama100alwijh/</w:t>
+        </w:r>
+        <w:proofErr w:type="spellStart"/>
+        <w:r>
+          <w:rPr>
+            <w:rStyle w:val="Hyperlink"/>
+          </w:rPr>
+          <w:t>software_enigneering_osamaalwajeeh</w:t>
+        </w:r>
+        <w:proofErr w:type="spellEnd"/>
+      </w:hyperlink>
     </w:p>
     <w:p>
       <w:pPr>
@@ -3460,7 +3557,7 @@
                     <pic:cNvPicPr/>
                   </pic:nvPicPr>
                   <pic:blipFill>
-                    <a:blip r:embed="rId13"/>
+                    <a:blip r:embed="rId17"/>
                     <a:stretch>
                       <a:fillRect/>
                     </a:stretch>
@@ -3514,12 +3611,11 @@
           <w:rtl/>
           <w:lang w:bidi="ar-YE"/>
         </w:rPr>
-        <w:lastRenderedPageBreak/>
         <w:tab/>
       </w:r>
     </w:p>
     <w:sectPr>
-      <w:headerReference w:type="default" r:id="rId14"/>
+      <w:headerReference w:type="default" r:id="rId18"/>
       <w:pgSz w:w="15840" w:h="12240" w:orient="landscape"/>
       <w:pgMar w:top="1800" w:right="1440" w:bottom="1800" w:left="1440" w:header="720" w:footer="720" w:gutter="0"/>
       <w:cols w:space="720"/>
@@ -3606,7 +3702,33 @@
         <w:rFonts w:hint="cs"/>
         <w:rtl/>
       </w:rPr>
-      <w:t xml:space="preserve">الطالب اسامه                                                                                                  </w:t>
+      <w:t xml:space="preserve">الطالب </w:t>
+    </w:r>
+    <w:proofErr w:type="gramStart"/>
+    <w:r>
+      <w:rPr>
+        <w:rFonts w:hint="cs"/>
+        <w:rtl/>
+      </w:rPr>
+      <w:t xml:space="preserve">اسامه  </w:t>
+    </w:r>
+    <w:proofErr w:type="spellStart"/>
+    <w:r>
+      <w:rPr>
+        <w:rFonts w:hint="cs"/>
+        <w:rtl/>
+        <w:lang w:bidi="ar-YE"/>
+      </w:rPr>
+      <w:t>الوجية</w:t>
+    </w:r>
+    <w:proofErr w:type="spellEnd"/>
+    <w:proofErr w:type="gramEnd"/>
+    <w:r>
+      <w:rPr>
+        <w:rFonts w:hint="cs"/>
+        <w:rtl/>
+      </w:rPr>
+      <w:t xml:space="preserve">                                                                                                </w:t>
     </w:r>
     <w:r>
       <w:rPr>
@@ -3617,7 +3739,6 @@
       <w:t xml:space="preserve">مدرس </w:t>
     </w:r>
     <w:proofErr w:type="spellStart"/>
-    <w:proofErr w:type="gramStart"/>
     <w:r>
       <w:rPr>
         <w:rFonts w:hint="cs"/>
@@ -3627,7 +3748,6 @@
       <w:t>المقرر:مالك</w:t>
     </w:r>
     <w:proofErr w:type="spellEnd"/>
-    <w:proofErr w:type="gramEnd"/>
     <w:r>
       <w:rPr>
         <w:rFonts w:hint="cs"/>
@@ -4631,6 +4751,18 @@
     <w:uiPriority w:val="99"/>
     <w:rsid w:val="00F268BA"/>
   </w:style>
+  <w:style w:type="character" w:styleId="Hyperlink">
+    <w:name w:val="Hyperlink"/>
+    <w:basedOn w:val="a0"/>
+    <w:uiPriority w:val="99"/>
+    <w:semiHidden/>
+    <w:unhideWhenUsed/>
+    <w:rsid w:val="003A2FC8"/>
+    <w:rPr>
+      <w:color w:val="0000FF"/>
+      <w:u w:val="single"/>
+    </w:rPr>
+  </w:style>
 </w:styles>
 </file>
 
